--- a/materialien/Welt2_Rangliste/5_Loesungen/AQ_W2_AB1_LSG.docx
+++ b/materialien/Welt2_Rangliste/5_Loesungen/AQ_W2_AB1_LSG.docx
@@ -693,11 +693,9 @@
         <w:tblLayout w:type="fixed"/>
       </w:tblPr>
       <w:tblGrid>
-        <w:gridCol w:w="771"/>
-        <w:gridCol w:w="2506"/>
-        <w:gridCol w:w="1928"/>
-        <w:gridCol w:w="2891"/>
         <w:gridCol w:w="1542"/>
+        <w:gridCol w:w="5012"/>
+        <w:gridCol w:w="3084"/>
       </w:tblGrid>
       <w:tr>
         <w:trPr>
@@ -706,7 +704,7 @@
         </w:trPr>
         <w:tc>
           <w:tcPr>
-            <w:tcW w:type="dxa" w:w="771"/>
+            <w:tcW w:type="dxa" w:w="1542"/>
             <w:shd w:fill="1F4E79" w:color="auto" w:val="clear"/>
             <w:tcMar>
               <w:top w:type="dxa" w:w="50"/>
@@ -736,7 +734,7 @@
         </w:tc>
         <w:tc>
           <w:tcPr>
-            <w:tcW w:type="dxa" w:w="2506"/>
+            <w:tcW w:type="dxa" w:w="5012"/>
             <w:shd w:fill="1F4E79" w:color="auto" w:val="clear"/>
             <w:tcMar>
               <w:top w:type="dxa" w:w="50"/>
@@ -766,67 +764,7 @@
         </w:tc>
         <w:tc>
           <w:tcPr>
-            <w:tcW w:type="dxa" w:w="1928"/>
-            <w:shd w:fill="1F4E79" w:color="auto" w:val="clear"/>
-            <w:tcMar>
-              <w:top w:type="dxa" w:w="50"/>
-              <w:left w:type="dxa" w:w="100"/>
-              <w:bottom w:type="dxa" w:w="50"/>
-              <w:right w:type="dxa" w:w="100"/>
-            </w:tcMar>
-            <w:vAlign w:val="center"/>
-          </w:tcPr>
-          <w:p>
-            <w:pPr>
-              <w:spacing w:after="0" w:line="252"/>
-              <w:jc w:val="center"/>
-            </w:pPr>
-            <w:r>
-              <w:rPr>
-                <w:rFonts w:ascii="Calibri" w:cs="Calibri" w:eastAsia="Calibri" w:hAnsi="Calibri"/>
-                <w:b/>
-                <w:bCs/>
-                <w:color w:val="FFFFFF"/>
-                <w:sz w:val="19"/>
-                <w:szCs w:val="19"/>
-              </w:rPr>
-              <w:t xml:space="preserve">punkte ≥ grenze</w:t>
-            </w:r>
-          </w:p>
-        </w:tc>
-        <w:tc>
-          <w:tcPr>
-            <w:tcW w:type="dxa" w:w="2891"/>
-            <w:shd w:fill="1F4E79" w:color="auto" w:val="clear"/>
-            <w:tcMar>
-              <w:top w:type="dxa" w:w="50"/>
-              <w:left w:type="dxa" w:w="100"/>
-              <w:bottom w:type="dxa" w:w="50"/>
-              <w:right w:type="dxa" w:w="100"/>
-            </w:tcMar>
-            <w:vAlign w:val="center"/>
-          </w:tcPr>
-          <w:p>
-            <w:pPr>
-              <w:spacing w:after="0" w:line="252"/>
-              <w:jc w:val="center"/>
-            </w:pPr>
-            <w:r>
-              <w:rPr>
-                <w:rFonts w:ascii="Calibri" w:cs="Calibri" w:eastAsia="Calibri" w:hAnsi="Calibri"/>
-                <w:b/>
-                <w:bCs/>
-                <w:color w:val="FFFFFF"/>
-                <w:sz w:val="19"/>
-                <w:szCs w:val="19"/>
-              </w:rPr>
-              <w:t xml:space="preserve">pos = −1 oder … (w/f)</w:t>
-            </w:r>
-          </w:p>
-        </w:tc>
-        <w:tc>
-          <w:tcPr>
-            <w:tcW w:type="dxa" w:w="1542"/>
+            <w:tcW w:type="dxa" w:w="3084"/>
             <w:shd w:fill="1F4E79" w:color="auto" w:val="clear"/>
             <w:tcMar>
               <w:top w:type="dxa" w:w="50"/>
@@ -861,7 +799,7 @@
         </w:trPr>
         <w:tc>
           <w:tcPr>
-            <w:tcW w:type="dxa" w:w="771"/>
+            <w:tcW w:type="dxa" w:w="1542"/>
             <w:tcMar>
               <w:top w:type="dxa" w:w="50"/>
               <w:left w:type="dxa" w:w="100"/>
@@ -888,61 +826,25 @@
         </w:tc>
         <w:tc>
           <w:tcPr>
-            <w:tcW w:type="dxa" w:w="2506"/>
-            <w:tcMar>
-              <w:top w:type="dxa" w:w="50"/>
-              <w:left w:type="dxa" w:w="100"/>
-              <w:bottom w:type="dxa" w:w="50"/>
-              <w:right w:type="dxa" w:w="100"/>
-            </w:tcMar>
-            <w:vAlign w:val="center"/>
-          </w:tcPr>
-          <w:p>
-            <w:pPr>
-              <w:spacing w:after="0" w:line="252"/>
-              <w:jc w:val="center"/>
-            </w:pPr>
-          </w:p>
-        </w:tc>
-        <w:tc>
-          <w:tcPr>
-            <w:tcW w:type="dxa" w:w="1928"/>
-            <w:tcMar>
-              <w:top w:type="dxa" w:w="50"/>
-              <w:left w:type="dxa" w:w="100"/>
-              <w:bottom w:type="dxa" w:w="50"/>
-              <w:right w:type="dxa" w:w="100"/>
-            </w:tcMar>
-            <w:vAlign w:val="center"/>
-          </w:tcPr>
-          <w:p>
-            <w:pPr>
-              <w:spacing w:after="0" w:line="252"/>
-              <w:jc w:val="center"/>
-            </w:pPr>
-          </w:p>
-        </w:tc>
-        <w:tc>
-          <w:tcPr>
-            <w:tcW w:type="dxa" w:w="2891"/>
-            <w:tcMar>
-              <w:top w:type="dxa" w:w="50"/>
-              <w:left w:type="dxa" w:w="100"/>
-              <w:bottom w:type="dxa" w:w="50"/>
-              <w:right w:type="dxa" w:w="100"/>
-            </w:tcMar>
-            <w:vAlign w:val="center"/>
-          </w:tcPr>
-          <w:p>
-            <w:pPr>
-              <w:spacing w:after="0" w:line="252"/>
-              <w:jc w:val="center"/>
-            </w:pPr>
-          </w:p>
-        </w:tc>
-        <w:tc>
-          <w:tcPr>
-            <w:tcW w:type="dxa" w:w="1542"/>
+            <w:tcW w:type="dxa" w:w="5012"/>
+            <w:tcMar>
+              <w:top w:type="dxa" w:w="50"/>
+              <w:left w:type="dxa" w:w="100"/>
+              <w:bottom w:type="dxa" w:w="50"/>
+              <w:right w:type="dxa" w:w="100"/>
+            </w:tcMar>
+            <w:vAlign w:val="center"/>
+          </w:tcPr>
+          <w:p>
+            <w:pPr>
+              <w:spacing w:after="0" w:line="252"/>
+              <w:jc w:val="center"/>
+            </w:pPr>
+          </w:p>
+        </w:tc>
+        <w:tc>
+          <w:tcPr>
+            <w:tcW w:type="dxa" w:w="3084"/>
             <w:tcMar>
               <w:top w:type="dxa" w:w="50"/>
               <w:left w:type="dxa" w:w="100"/>
@@ -974,7 +876,7 @@
         </w:trPr>
         <w:tc>
           <w:tcPr>
-            <w:tcW w:type="dxa" w:w="771"/>
+            <w:tcW w:type="dxa" w:w="1542"/>
             <w:tcMar>
               <w:top w:type="dxa" w:w="50"/>
               <w:left w:type="dxa" w:w="100"/>
@@ -1001,7 +903,7 @@
         </w:tc>
         <w:tc>
           <w:tcPr>
-            <w:tcW w:type="dxa" w:w="2506"/>
+            <w:tcW w:type="dxa" w:w="5012"/>
             <w:tcMar>
               <w:top w:type="dxa" w:w="50"/>
               <w:left w:type="dxa" w:w="100"/>
@@ -1028,61 +930,7 @@
         </w:tc>
         <w:tc>
           <w:tcPr>
-            <w:tcW w:type="dxa" w:w="1928"/>
-            <w:tcMar>
-              <w:top w:type="dxa" w:w="50"/>
-              <w:left w:type="dxa" w:w="100"/>
-              <w:bottom w:type="dxa" w:w="50"/>
-              <w:right w:type="dxa" w:w="100"/>
-            </w:tcMar>
-            <w:vAlign w:val="center"/>
-          </w:tcPr>
-          <w:p>
-            <w:pPr>
-              <w:spacing w:after="0" w:line="252"/>
-              <w:jc w:val="center"/>
-            </w:pPr>
-            <w:r>
-              <w:rPr>
-                <w:rFonts w:ascii="Calibri" w:cs="Calibri" w:eastAsia="Calibri" w:hAnsi="Calibri"/>
-                <w:color w:val="222222"/>
-                <w:sz w:val="19"/>
-                <w:szCs w:val="19"/>
-              </w:rPr>
-              <w:t xml:space="preserve">w</w:t>
-            </w:r>
-          </w:p>
-        </w:tc>
-        <w:tc>
-          <w:tcPr>
-            <w:tcW w:type="dxa" w:w="2891"/>
-            <w:tcMar>
-              <w:top w:type="dxa" w:w="50"/>
-              <w:left w:type="dxa" w:w="100"/>
-              <w:bottom w:type="dxa" w:w="50"/>
-              <w:right w:type="dxa" w:w="100"/>
-            </w:tcMar>
-            <w:vAlign w:val="center"/>
-          </w:tcPr>
-          <w:p>
-            <w:pPr>
-              <w:spacing w:after="0" w:line="252"/>
-              <w:jc w:val="center"/>
-            </w:pPr>
-            <w:r>
-              <w:rPr>
-                <w:rFonts w:ascii="Calibri" w:cs="Calibri" w:eastAsia="Calibri" w:hAnsi="Calibri"/>
-                <w:color w:val="222222"/>
-                <w:sz w:val="19"/>
-                <w:szCs w:val="19"/>
-              </w:rPr>
-              <w:t xml:space="preserve">w (pos = −1)</w:t>
-            </w:r>
-          </w:p>
-        </w:tc>
-        <w:tc>
-          <w:tcPr>
-            <w:tcW w:type="dxa" w:w="1542"/>
+            <w:tcW w:type="dxa" w:w="3084"/>
             <w:tcMar>
               <w:top w:type="dxa" w:w="50"/>
               <w:left w:type="dxa" w:w="100"/>
@@ -1114,7 +962,7 @@
         </w:trPr>
         <w:tc>
           <w:tcPr>
-            <w:tcW w:type="dxa" w:w="771"/>
+            <w:tcW w:type="dxa" w:w="1542"/>
             <w:tcMar>
               <w:top w:type="dxa" w:w="50"/>
               <w:left w:type="dxa" w:w="100"/>
@@ -1141,7 +989,7 @@
         </w:tc>
         <w:tc>
           <w:tcPr>
-            <w:tcW w:type="dxa" w:w="2506"/>
+            <w:tcW w:type="dxa" w:w="5012"/>
             <w:tcMar>
               <w:top w:type="dxa" w:w="50"/>
               <w:left w:type="dxa" w:w="100"/>
@@ -1168,61 +1016,7 @@
         </w:tc>
         <w:tc>
           <w:tcPr>
-            <w:tcW w:type="dxa" w:w="1928"/>
-            <w:tcMar>
-              <w:top w:type="dxa" w:w="50"/>
-              <w:left w:type="dxa" w:w="100"/>
-              <w:bottom w:type="dxa" w:w="50"/>
-              <w:right w:type="dxa" w:w="100"/>
-            </w:tcMar>
-            <w:vAlign w:val="center"/>
-          </w:tcPr>
-          <w:p>
-            <w:pPr>
-              <w:spacing w:after="0" w:line="252"/>
-              <w:jc w:val="center"/>
-            </w:pPr>
-            <w:r>
-              <w:rPr>
-                <w:rFonts w:ascii="Calibri" w:cs="Calibri" w:eastAsia="Calibri" w:hAnsi="Calibri"/>
-                <w:color w:val="222222"/>
-                <w:sz w:val="19"/>
-                <w:szCs w:val="19"/>
-              </w:rPr>
-              <w:t xml:space="preserve">f</w:t>
-            </w:r>
-          </w:p>
-        </w:tc>
-        <w:tc>
-          <w:tcPr>
-            <w:tcW w:type="dxa" w:w="2891"/>
-            <w:tcMar>
-              <w:top w:type="dxa" w:w="50"/>
-              <w:left w:type="dxa" w:w="100"/>
-              <w:bottom w:type="dxa" w:w="50"/>
-              <w:right w:type="dxa" w:w="100"/>
-            </w:tcMar>
-            <w:vAlign w:val="center"/>
-          </w:tcPr>
-          <w:p>
-            <w:pPr>
-              <w:spacing w:after="0" w:line="252"/>
-              <w:jc w:val="center"/>
-            </w:pPr>
-            <w:r>
-              <w:rPr>
-                <w:rFonts w:ascii="Calibri" w:cs="Calibri" w:eastAsia="Calibri" w:hAnsi="Calibri"/>
-                <w:color w:val="222222"/>
-                <w:sz w:val="19"/>
-                <w:szCs w:val="19"/>
-              </w:rPr>
-              <w:t xml:space="preserve">–</w:t>
-            </w:r>
-          </w:p>
-        </w:tc>
-        <w:tc>
-          <w:tcPr>
-            <w:tcW w:type="dxa" w:w="1542"/>
+            <w:tcW w:type="dxa" w:w="3084"/>
             <w:tcMar>
               <w:top w:type="dxa" w:w="50"/>
               <w:left w:type="dxa" w:w="100"/>
@@ -1254,7 +1048,7 @@
         </w:trPr>
         <w:tc>
           <w:tcPr>
-            <w:tcW w:type="dxa" w:w="771"/>
+            <w:tcW w:type="dxa" w:w="1542"/>
             <w:tcMar>
               <w:top w:type="dxa" w:w="50"/>
               <w:left w:type="dxa" w:w="100"/>
@@ -1281,7 +1075,7 @@
         </w:tc>
         <w:tc>
           <w:tcPr>
-            <w:tcW w:type="dxa" w:w="2506"/>
+            <w:tcW w:type="dxa" w:w="5012"/>
             <w:tcMar>
               <w:top w:type="dxa" w:w="50"/>
               <w:left w:type="dxa" w:w="100"/>
@@ -1308,61 +1102,7 @@
         </w:tc>
         <w:tc>
           <w:tcPr>
-            <w:tcW w:type="dxa" w:w="1928"/>
-            <w:tcMar>
-              <w:top w:type="dxa" w:w="50"/>
-              <w:left w:type="dxa" w:w="100"/>
-              <w:bottom w:type="dxa" w:w="50"/>
-              <w:right w:type="dxa" w:w="100"/>
-            </w:tcMar>
-            <w:vAlign w:val="center"/>
-          </w:tcPr>
-          <w:p>
-            <w:pPr>
-              <w:spacing w:after="0" w:line="252"/>
-              <w:jc w:val="center"/>
-            </w:pPr>
-            <w:r>
-              <w:rPr>
-                <w:rFonts w:ascii="Calibri" w:cs="Calibri" w:eastAsia="Calibri" w:hAnsi="Calibri"/>
-                <w:color w:val="222222"/>
-                <w:sz w:val="19"/>
-                <w:szCs w:val="19"/>
-              </w:rPr>
-              <w:t xml:space="preserve">w</w:t>
-            </w:r>
-          </w:p>
-        </w:tc>
-        <w:tc>
-          <w:tcPr>
-            <w:tcW w:type="dxa" w:w="2891"/>
-            <w:tcMar>
-              <w:top w:type="dxa" w:w="50"/>
-              <w:left w:type="dxa" w:w="100"/>
-              <w:bottom w:type="dxa" w:w="50"/>
-              <w:right w:type="dxa" w:w="100"/>
-            </w:tcMar>
-            <w:vAlign w:val="center"/>
-          </w:tcPr>
-          <w:p>
-            <w:pPr>
-              <w:spacing w:after="0" w:line="252"/>
-              <w:jc w:val="center"/>
-            </w:pPr>
-            <w:r>
-              <w:rPr>
-                <w:rFonts w:ascii="Calibri" w:cs="Calibri" w:eastAsia="Calibri" w:hAnsi="Calibri"/>
-                <w:color w:val="222222"/>
-                <w:sz w:val="19"/>
-                <w:szCs w:val="19"/>
-              </w:rPr>
-              <w:t xml:space="preserve">w (80 &lt; 95)</w:t>
-            </w:r>
-          </w:p>
-        </w:tc>
-        <w:tc>
-          <w:tcPr>
-            <w:tcW w:type="dxa" w:w="1542"/>
+            <w:tcW w:type="dxa" w:w="3084"/>
             <w:tcMar>
               <w:top w:type="dxa" w:w="50"/>
               <w:left w:type="dxa" w:w="100"/>
@@ -1394,7 +1134,7 @@
         </w:trPr>
         <w:tc>
           <w:tcPr>
-            <w:tcW w:type="dxa" w:w="771"/>
+            <w:tcW w:type="dxa" w:w="1542"/>
             <w:tcMar>
               <w:top w:type="dxa" w:w="50"/>
               <w:left w:type="dxa" w:w="100"/>
@@ -1421,7 +1161,7 @@
         </w:tc>
         <w:tc>
           <w:tcPr>
-            <w:tcW w:type="dxa" w:w="2506"/>
+            <w:tcW w:type="dxa" w:w="5012"/>
             <w:tcMar>
               <w:top w:type="dxa" w:w="50"/>
               <w:left w:type="dxa" w:w="100"/>
@@ -1448,61 +1188,7 @@
         </w:tc>
         <w:tc>
           <w:tcPr>
-            <w:tcW w:type="dxa" w:w="1928"/>
-            <w:tcMar>
-              <w:top w:type="dxa" w:w="50"/>
-              <w:left w:type="dxa" w:w="100"/>
-              <w:bottom w:type="dxa" w:w="50"/>
-              <w:right w:type="dxa" w:w="100"/>
-            </w:tcMar>
-            <w:vAlign w:val="center"/>
-          </w:tcPr>
-          <w:p>
-            <w:pPr>
-              <w:spacing w:after="0" w:line="252"/>
-              <w:jc w:val="center"/>
-            </w:pPr>
-            <w:r>
-              <w:rPr>
-                <w:rFonts w:ascii="Calibri" w:cs="Calibri" w:eastAsia="Calibri" w:hAnsi="Calibri"/>
-                <w:color w:val="222222"/>
-                <w:sz w:val="19"/>
-                <w:szCs w:val="19"/>
-              </w:rPr>
-              <w:t xml:space="preserve">f</w:t>
-            </w:r>
-          </w:p>
-        </w:tc>
-        <w:tc>
-          <w:tcPr>
-            <w:tcW w:type="dxa" w:w="2891"/>
-            <w:tcMar>
-              <w:top w:type="dxa" w:w="50"/>
-              <w:left w:type="dxa" w:w="100"/>
-              <w:bottom w:type="dxa" w:w="50"/>
-              <w:right w:type="dxa" w:w="100"/>
-            </w:tcMar>
-            <w:vAlign w:val="center"/>
-          </w:tcPr>
-          <w:p>
-            <w:pPr>
-              <w:spacing w:after="0" w:line="252"/>
-              <w:jc w:val="center"/>
-            </w:pPr>
-            <w:r>
-              <w:rPr>
-                <w:rFonts w:ascii="Calibri" w:cs="Calibri" w:eastAsia="Calibri" w:hAnsi="Calibri"/>
-                <w:color w:val="222222"/>
-                <w:sz w:val="19"/>
-                <w:szCs w:val="19"/>
-              </w:rPr>
-              <w:t xml:space="preserve">–</w:t>
-            </w:r>
-          </w:p>
-        </w:tc>
-        <w:tc>
-          <w:tcPr>
-            <w:tcW w:type="dxa" w:w="1542"/>
+            <w:tcW w:type="dxa" w:w="3084"/>
             <w:tcMar>
               <w:top w:type="dxa" w:w="50"/>
               <w:left w:type="dxa" w:w="100"/>
@@ -1534,7 +1220,7 @@
         </w:trPr>
         <w:tc>
           <w:tcPr>
-            <w:tcW w:type="dxa" w:w="771"/>
+            <w:tcW w:type="dxa" w:w="1542"/>
             <w:tcMar>
               <w:top w:type="dxa" w:w="50"/>
               <w:left w:type="dxa" w:w="100"/>
@@ -1561,7 +1247,7 @@
         </w:tc>
         <w:tc>
           <w:tcPr>
-            <w:tcW w:type="dxa" w:w="2506"/>
+            <w:tcW w:type="dxa" w:w="5012"/>
             <w:tcMar>
               <w:top w:type="dxa" w:w="50"/>
               <w:left w:type="dxa" w:w="100"/>
@@ -1588,61 +1274,7 @@
         </w:tc>
         <w:tc>
           <w:tcPr>
-            <w:tcW w:type="dxa" w:w="1928"/>
-            <w:tcMar>
-              <w:top w:type="dxa" w:w="50"/>
-              <w:left w:type="dxa" w:w="100"/>
-              <w:bottom w:type="dxa" w:w="50"/>
-              <w:right w:type="dxa" w:w="100"/>
-            </w:tcMar>
-            <w:vAlign w:val="center"/>
-          </w:tcPr>
-          <w:p>
-            <w:pPr>
-              <w:spacing w:after="0" w:line="252"/>
-              <w:jc w:val="center"/>
-            </w:pPr>
-            <w:r>
-              <w:rPr>
-                <w:rFonts w:ascii="Calibri" w:cs="Calibri" w:eastAsia="Calibri" w:hAnsi="Calibri"/>
-                <w:color w:val="222222"/>
-                <w:sz w:val="19"/>
-                <w:szCs w:val="19"/>
-              </w:rPr>
-              <w:t xml:space="preserve">f</w:t>
-            </w:r>
-          </w:p>
-        </w:tc>
-        <w:tc>
-          <w:tcPr>
-            <w:tcW w:type="dxa" w:w="2891"/>
-            <w:tcMar>
-              <w:top w:type="dxa" w:w="50"/>
-              <w:left w:type="dxa" w:w="100"/>
-              <w:bottom w:type="dxa" w:w="50"/>
-              <w:right w:type="dxa" w:w="100"/>
-            </w:tcMar>
-            <w:vAlign w:val="center"/>
-          </w:tcPr>
-          <w:p>
-            <w:pPr>
-              <w:spacing w:after="0" w:line="252"/>
-              <w:jc w:val="center"/>
-            </w:pPr>
-            <w:r>
-              <w:rPr>
-                <w:rFonts w:ascii="Calibri" w:cs="Calibri" w:eastAsia="Calibri" w:hAnsi="Calibri"/>
-                <w:color w:val="222222"/>
-                <w:sz w:val="19"/>
-                <w:szCs w:val="19"/>
-              </w:rPr>
-              <w:t xml:space="preserve">–</w:t>
-            </w:r>
-          </w:p>
-        </w:tc>
-        <w:tc>
-          <w:tcPr>
-            <w:tcW w:type="dxa" w:w="1542"/>
+            <w:tcW w:type="dxa" w:w="3084"/>
             <w:tcMar>
               <w:top w:type="dxa" w:w="50"/>
               <w:left w:type="dxa" w:w="100"/>
@@ -1674,7 +1306,7 @@
         </w:trPr>
         <w:tc>
           <w:tcPr>
-            <w:tcW w:type="dxa" w:w="771"/>
+            <w:tcW w:type="dxa" w:w="1542"/>
             <w:tcMar>
               <w:top w:type="dxa" w:w="50"/>
               <w:left w:type="dxa" w:w="100"/>
@@ -1701,7 +1333,7 @@
         </w:tc>
         <w:tc>
           <w:tcPr>
-            <w:tcW w:type="dxa" w:w="2506"/>
+            <w:tcW w:type="dxa" w:w="5012"/>
             <w:tcMar>
               <w:top w:type="dxa" w:w="50"/>
               <w:left w:type="dxa" w:w="100"/>
@@ -1728,61 +1360,7 @@
         </w:tc>
         <w:tc>
           <w:tcPr>
-            <w:tcW w:type="dxa" w:w="1928"/>
-            <w:tcMar>
-              <w:top w:type="dxa" w:w="50"/>
-              <w:left w:type="dxa" w:w="100"/>
-              <w:bottom w:type="dxa" w:w="50"/>
-              <w:right w:type="dxa" w:w="100"/>
-            </w:tcMar>
-            <w:vAlign w:val="center"/>
-          </w:tcPr>
-          <w:p>
-            <w:pPr>
-              <w:spacing w:after="0" w:line="252"/>
-              <w:jc w:val="center"/>
-            </w:pPr>
-            <w:r>
-              <w:rPr>
-                <w:rFonts w:ascii="Calibri" w:cs="Calibri" w:eastAsia="Calibri" w:hAnsi="Calibri"/>
-                <w:color w:val="222222"/>
-                <w:sz w:val="19"/>
-                <w:szCs w:val="19"/>
-              </w:rPr>
-              <w:t xml:space="preserve">w</w:t>
-            </w:r>
-          </w:p>
-        </w:tc>
-        <w:tc>
-          <w:tcPr>
-            <w:tcW w:type="dxa" w:w="2891"/>
-            <w:tcMar>
-              <w:top w:type="dxa" w:w="50"/>
-              <w:left w:type="dxa" w:w="100"/>
-              <w:bottom w:type="dxa" w:w="50"/>
-              <w:right w:type="dxa" w:w="100"/>
-            </w:tcMar>
-            <w:vAlign w:val="center"/>
-          </w:tcPr>
-          <w:p>
-            <w:pPr>
-              <w:spacing w:after="0" w:line="252"/>
-              <w:jc w:val="center"/>
-            </w:pPr>
-            <w:r>
-              <w:rPr>
-                <w:rFonts w:ascii="Calibri" w:cs="Calibri" w:eastAsia="Calibri" w:hAnsi="Calibri"/>
-                <w:color w:val="222222"/>
-                <w:sz w:val="19"/>
-                <w:szCs w:val="19"/>
-              </w:rPr>
-              <w:t xml:space="preserve">f (101 &lt; 80 falsch)</w:t>
-            </w:r>
-          </w:p>
-        </w:tc>
-        <w:tc>
-          <w:tcPr>
-            <w:tcW w:type="dxa" w:w="1542"/>
+            <w:tcW w:type="dxa" w:w="3084"/>
             <w:tcMar>
               <w:top w:type="dxa" w:w="50"/>
               <w:left w:type="dxa" w:w="100"/>
@@ -2818,12 +2396,11 @@
         <w:tblLayout w:type="fixed"/>
       </w:tblPr>
       <w:tblGrid>
-        <w:gridCol w:w="1253"/>
-        <w:gridCol w:w="675"/>
-        <w:gridCol w:w="675"/>
-        <w:gridCol w:w="2313"/>
-        <w:gridCol w:w="2313"/>
-        <w:gridCol w:w="2409"/>
+        <w:gridCol w:w="1671"/>
+        <w:gridCol w:w="900"/>
+        <w:gridCol w:w="900"/>
+        <w:gridCol w:w="3084"/>
+        <w:gridCol w:w="3084"/>
       </w:tblGrid>
       <w:tr>
         <w:trPr>
@@ -2832,7 +2409,7 @@
         </w:trPr>
         <w:tc>
           <w:tcPr>
-            <w:tcW w:type="dxa" w:w="1253"/>
+            <w:tcW w:type="dxa" w:w="1671"/>
             <w:shd w:fill="1F4E79" w:color="auto" w:val="clear"/>
             <w:tcMar>
               <w:top w:type="dxa" w:w="50"/>
@@ -2862,7 +2439,7 @@
         </w:tc>
         <w:tc>
           <w:tcPr>
-            <w:tcW w:type="dxa" w:w="675"/>
+            <w:tcW w:type="dxa" w:w="900"/>
             <w:shd w:fill="1F4E79" w:color="auto" w:val="clear"/>
             <w:tcMar>
               <w:top w:type="dxa" w:w="50"/>
@@ -2892,7 +2469,7 @@
         </w:tc>
         <w:tc>
           <w:tcPr>
-            <w:tcW w:type="dxa" w:w="675"/>
+            <w:tcW w:type="dxa" w:w="900"/>
             <w:shd w:fill="1F4E79" w:color="auto" w:val="clear"/>
             <w:tcMar>
               <w:top w:type="dxa" w:w="50"/>
@@ -2922,7 +2499,7 @@
         </w:tc>
         <w:tc>
           <w:tcPr>
-            <w:tcW w:type="dxa" w:w="2313"/>
+            <w:tcW w:type="dxa" w:w="3084"/>
             <w:shd w:fill="1F4E79" w:color="auto" w:val="clear"/>
             <w:tcMar>
               <w:top w:type="dxa" w:w="50"/>
@@ -2952,7 +2529,7 @@
         </w:tc>
         <w:tc>
           <w:tcPr>
-            <w:tcW w:type="dxa" w:w="2313"/>
+            <w:tcW w:type="dxa" w:w="3084"/>
             <w:shd w:fill="1F4E79" w:color="auto" w:val="clear"/>
             <w:tcMar>
               <w:top w:type="dxa" w:w="50"/>
@@ -2977,36 +2554,6 @@
                 <w:szCs w:val="19"/>
               </w:rPr>
               <w:t xml:space="preserve">eintraege[j].getPunkte()</w:t>
-            </w:r>
-          </w:p>
-        </w:tc>
-        <w:tc>
-          <w:tcPr>
-            <w:tcW w:type="dxa" w:w="2409"/>
-            <w:shd w:fill="1F4E79" w:color="auto" w:val="clear"/>
-            <w:tcMar>
-              <w:top w:type="dxa" w:w="50"/>
-              <w:left w:type="dxa" w:w="100"/>
-              <w:bottom w:type="dxa" w:w="50"/>
-              <w:right w:type="dxa" w:w="100"/>
-            </w:tcMar>
-            <w:vAlign w:val="center"/>
-          </w:tcPr>
-          <w:p>
-            <w:pPr>
-              <w:spacing w:after="0" w:line="252"/>
-              <w:jc w:val="center"/>
-            </w:pPr>
-            <w:r>
-              <w:rPr>
-                <w:rFonts w:ascii="Calibri" w:cs="Calibri" w:eastAsia="Calibri" w:hAnsi="Calibri"/>
-                <w:b/>
-                <w:bCs/>
-                <w:color w:val="FFFFFF"/>
-                <w:sz w:val="19"/>
-                <w:szCs w:val="19"/>
-              </w:rPr>
-              <w:t xml:space="preserve">gleich?</w:t>
             </w:r>
           </w:p>
         </w:tc>
@@ -3017,7 +2564,7 @@
         </w:trPr>
         <w:tc>
           <w:tcPr>
-            <w:tcW w:type="dxa" w:w="1253"/>
+            <w:tcW w:type="dxa" w:w="1671"/>
             <w:tcMar>
               <w:top w:type="dxa" w:w="50"/>
               <w:left w:type="dxa" w:w="100"/>
@@ -3044,7 +2591,7 @@
         </w:tc>
         <w:tc>
           <w:tcPr>
-            <w:tcW w:type="dxa" w:w="675"/>
+            <w:tcW w:type="dxa" w:w="900"/>
             <w:tcMar>
               <w:top w:type="dxa" w:w="50"/>
               <w:left w:type="dxa" w:w="100"/>
@@ -3071,7 +2618,7 @@
         </w:tc>
         <w:tc>
           <w:tcPr>
-            <w:tcW w:type="dxa" w:w="675"/>
+            <w:tcW w:type="dxa" w:w="900"/>
             <w:tcMar>
               <w:top w:type="dxa" w:w="50"/>
               <w:left w:type="dxa" w:w="100"/>
@@ -3098,7 +2645,7 @@
         </w:tc>
         <w:tc>
           <w:tcPr>
-            <w:tcW w:type="dxa" w:w="2313"/>
+            <w:tcW w:type="dxa" w:w="3084"/>
             <w:tcMar>
               <w:top w:type="dxa" w:w="50"/>
               <w:left w:type="dxa" w:w="100"/>
@@ -3125,7 +2672,7 @@
         </w:tc>
         <w:tc>
           <w:tcPr>
-            <w:tcW w:type="dxa" w:w="2313"/>
+            <w:tcW w:type="dxa" w:w="3084"/>
             <w:tcMar>
               <w:top w:type="dxa" w:w="50"/>
               <w:left w:type="dxa" w:w="100"/>
@@ -3147,33 +2694,6 @@
                 <w:szCs w:val="19"/>
               </w:rPr>
               <w:t xml:space="preserve">900</w:t>
-            </w:r>
-          </w:p>
-        </w:tc>
-        <w:tc>
-          <w:tcPr>
-            <w:tcW w:type="dxa" w:w="2409"/>
-            <w:tcMar>
-              <w:top w:type="dxa" w:w="50"/>
-              <w:left w:type="dxa" w:w="100"/>
-              <w:bottom w:type="dxa" w:w="50"/>
-              <w:right w:type="dxa" w:w="100"/>
-            </w:tcMar>
-            <w:vAlign w:val="center"/>
-          </w:tcPr>
-          <w:p>
-            <w:pPr>
-              <w:spacing w:after="0" w:line="252"/>
-              <w:jc w:val="center"/>
-            </w:pPr>
-            <w:r>
-              <w:rPr>
-                <w:rFonts w:ascii="Calibri" w:cs="Calibri" w:eastAsia="Calibri" w:hAnsi="Calibri"/>
-                <w:color w:val="222222"/>
-                <w:sz w:val="19"/>
-                <w:szCs w:val="19"/>
-              </w:rPr>
-              <w:t xml:space="preserve">f</w:t>
             </w:r>
           </w:p>
         </w:tc>
@@ -3184,7 +2704,7 @@
         </w:trPr>
         <w:tc>
           <w:tcPr>
-            <w:tcW w:type="dxa" w:w="1253"/>
+            <w:tcW w:type="dxa" w:w="1671"/>
             <w:tcMar>
               <w:top w:type="dxa" w:w="50"/>
               <w:left w:type="dxa" w:w="100"/>
@@ -3211,7 +2731,7 @@
         </w:tc>
         <w:tc>
           <w:tcPr>
-            <w:tcW w:type="dxa" w:w="675"/>
+            <w:tcW w:type="dxa" w:w="900"/>
             <w:tcMar>
               <w:top w:type="dxa" w:w="50"/>
               <w:left w:type="dxa" w:w="100"/>
@@ -3238,7 +2758,7 @@
         </w:tc>
         <w:tc>
           <w:tcPr>
-            <w:tcW w:type="dxa" w:w="675"/>
+            <w:tcW w:type="dxa" w:w="900"/>
             <w:tcMar>
               <w:top w:type="dxa" w:w="50"/>
               <w:left w:type="dxa" w:w="100"/>
@@ -3265,7 +2785,7 @@
         </w:tc>
         <w:tc>
           <w:tcPr>
-            <w:tcW w:type="dxa" w:w="2313"/>
+            <w:tcW w:type="dxa" w:w="3084"/>
             <w:tcMar>
               <w:top w:type="dxa" w:w="50"/>
               <w:left w:type="dxa" w:w="100"/>
@@ -3292,7 +2812,7 @@
         </w:tc>
         <w:tc>
           <w:tcPr>
-            <w:tcW w:type="dxa" w:w="2313"/>
+            <w:tcW w:type="dxa" w:w="3084"/>
             <w:tcMar>
               <w:top w:type="dxa" w:w="50"/>
               <w:left w:type="dxa" w:w="100"/>
@@ -3314,33 +2834,6 @@
                 <w:szCs w:val="19"/>
               </w:rPr>
               <w:t xml:space="preserve">650</w:t>
-            </w:r>
-          </w:p>
-        </w:tc>
-        <w:tc>
-          <w:tcPr>
-            <w:tcW w:type="dxa" w:w="2409"/>
-            <w:tcMar>
-              <w:top w:type="dxa" w:w="50"/>
-              <w:left w:type="dxa" w:w="100"/>
-              <w:bottom w:type="dxa" w:w="50"/>
-              <w:right w:type="dxa" w:w="100"/>
-            </w:tcMar>
-            <w:vAlign w:val="center"/>
-          </w:tcPr>
-          <w:p>
-            <w:pPr>
-              <w:spacing w:after="0" w:line="252"/>
-              <w:jc w:val="center"/>
-            </w:pPr>
-            <w:r>
-              <w:rPr>
-                <w:rFonts w:ascii="Calibri" w:cs="Calibri" w:eastAsia="Calibri" w:hAnsi="Calibri"/>
-                <w:color w:val="222222"/>
-                <w:sz w:val="19"/>
-                <w:szCs w:val="19"/>
-              </w:rPr>
-              <w:t xml:space="preserve">f</w:t>
             </w:r>
           </w:p>
         </w:tc>
@@ -3351,7 +2844,7 @@
         </w:trPr>
         <w:tc>
           <w:tcPr>
-            <w:tcW w:type="dxa" w:w="1253"/>
+            <w:tcW w:type="dxa" w:w="1671"/>
             <w:tcMar>
               <w:top w:type="dxa" w:w="50"/>
               <w:left w:type="dxa" w:w="100"/>
@@ -3378,7 +2871,7 @@
         </w:tc>
         <w:tc>
           <w:tcPr>
-            <w:tcW w:type="dxa" w:w="675"/>
+            <w:tcW w:type="dxa" w:w="900"/>
             <w:tcMar>
               <w:top w:type="dxa" w:w="50"/>
               <w:left w:type="dxa" w:w="100"/>
@@ -3405,7 +2898,7 @@
         </w:tc>
         <w:tc>
           <w:tcPr>
-            <w:tcW w:type="dxa" w:w="675"/>
+            <w:tcW w:type="dxa" w:w="900"/>
             <w:tcMar>
               <w:top w:type="dxa" w:w="50"/>
               <w:left w:type="dxa" w:w="100"/>
@@ -3432,7 +2925,7 @@
         </w:tc>
         <w:tc>
           <w:tcPr>
-            <w:tcW w:type="dxa" w:w="2313"/>
+            <w:tcW w:type="dxa" w:w="3084"/>
             <w:tcMar>
               <w:top w:type="dxa" w:w="50"/>
               <w:left w:type="dxa" w:w="100"/>
@@ -3459,7 +2952,7 @@
         </w:tc>
         <w:tc>
           <w:tcPr>
-            <w:tcW w:type="dxa" w:w="2313"/>
+            <w:tcW w:type="dxa" w:w="3084"/>
             <w:tcMar>
               <w:top w:type="dxa" w:w="50"/>
               <w:left w:type="dxa" w:w="100"/>
@@ -3481,33 +2974,6 @@
                 <w:szCs w:val="19"/>
               </w:rPr>
               <w:t xml:space="preserve">1100</w:t>
-            </w:r>
-          </w:p>
-        </w:tc>
-        <w:tc>
-          <w:tcPr>
-            <w:tcW w:type="dxa" w:w="2409"/>
-            <w:tcMar>
-              <w:top w:type="dxa" w:w="50"/>
-              <w:left w:type="dxa" w:w="100"/>
-              <w:bottom w:type="dxa" w:w="50"/>
-              <w:right w:type="dxa" w:w="100"/>
-            </w:tcMar>
-            <w:vAlign w:val="center"/>
-          </w:tcPr>
-          <w:p>
-            <w:pPr>
-              <w:spacing w:after="0" w:line="252"/>
-              <w:jc w:val="center"/>
-            </w:pPr>
-            <w:r>
-              <w:rPr>
-                <w:rFonts w:ascii="Calibri" w:cs="Calibri" w:eastAsia="Calibri" w:hAnsi="Calibri"/>
-                <w:color w:val="222222"/>
-                <w:sz w:val="19"/>
-                <w:szCs w:val="19"/>
-              </w:rPr>
-              <w:t xml:space="preserve">f</w:t>
             </w:r>
           </w:p>
         </w:tc>
@@ -3518,7 +2984,7 @@
         </w:trPr>
         <w:tc>
           <w:tcPr>
-            <w:tcW w:type="dxa" w:w="1253"/>
+            <w:tcW w:type="dxa" w:w="1671"/>
             <w:tcMar>
               <w:top w:type="dxa" w:w="50"/>
               <w:left w:type="dxa" w:w="100"/>
@@ -3545,7 +3011,7 @@
         </w:tc>
         <w:tc>
           <w:tcPr>
-            <w:tcW w:type="dxa" w:w="675"/>
+            <w:tcW w:type="dxa" w:w="900"/>
             <w:tcMar>
               <w:top w:type="dxa" w:w="50"/>
               <w:left w:type="dxa" w:w="100"/>
@@ -3572,7 +3038,7 @@
         </w:tc>
         <w:tc>
           <w:tcPr>
-            <w:tcW w:type="dxa" w:w="675"/>
+            <w:tcW w:type="dxa" w:w="900"/>
             <w:tcMar>
               <w:top w:type="dxa" w:w="50"/>
               <w:left w:type="dxa" w:w="100"/>
@@ -3599,7 +3065,7 @@
         </w:tc>
         <w:tc>
           <w:tcPr>
-            <w:tcW w:type="dxa" w:w="2313"/>
+            <w:tcW w:type="dxa" w:w="3084"/>
             <w:tcMar>
               <w:top w:type="dxa" w:w="50"/>
               <w:left w:type="dxa" w:w="100"/>
@@ -3626,7 +3092,7 @@
         </w:tc>
         <w:tc>
           <w:tcPr>
-            <w:tcW w:type="dxa" w:w="2313"/>
+            <w:tcW w:type="dxa" w:w="3084"/>
             <w:tcMar>
               <w:top w:type="dxa" w:w="50"/>
               <w:left w:type="dxa" w:w="100"/>
@@ -3648,33 +3114,6 @@
                 <w:szCs w:val="19"/>
               </w:rPr>
               <w:t xml:space="preserve">900</w:t>
-            </w:r>
-          </w:p>
-        </w:tc>
-        <w:tc>
-          <w:tcPr>
-            <w:tcW w:type="dxa" w:w="2409"/>
-            <w:tcMar>
-              <w:top w:type="dxa" w:w="50"/>
-              <w:left w:type="dxa" w:w="100"/>
-              <w:bottom w:type="dxa" w:w="50"/>
-              <w:right w:type="dxa" w:w="100"/>
-            </w:tcMar>
-            <w:vAlign w:val="center"/>
-          </w:tcPr>
-          <w:p>
-            <w:pPr>
-              <w:spacing w:after="0" w:line="252"/>
-              <w:jc w:val="center"/>
-            </w:pPr>
-            <w:r>
-              <w:rPr>
-                <w:rFonts w:ascii="Calibri" w:cs="Calibri" w:eastAsia="Calibri" w:hAnsi="Calibri"/>
-                <w:color w:val="222222"/>
-                <w:sz w:val="19"/>
-                <w:szCs w:val="19"/>
-              </w:rPr>
-              <w:t xml:space="preserve">f</w:t>
             </w:r>
           </w:p>
         </w:tc>
@@ -3685,7 +3124,7 @@
         </w:trPr>
         <w:tc>
           <w:tcPr>
-            <w:tcW w:type="dxa" w:w="1253"/>
+            <w:tcW w:type="dxa" w:w="1671"/>
             <w:tcMar>
               <w:top w:type="dxa" w:w="50"/>
               <w:left w:type="dxa" w:w="100"/>
@@ -3712,7 +3151,7 @@
         </w:tc>
         <w:tc>
           <w:tcPr>
-            <w:tcW w:type="dxa" w:w="675"/>
+            <w:tcW w:type="dxa" w:w="900"/>
             <w:tcMar>
               <w:top w:type="dxa" w:w="50"/>
               <w:left w:type="dxa" w:w="100"/>
@@ -3739,7 +3178,7 @@
         </w:tc>
         <w:tc>
           <w:tcPr>
-            <w:tcW w:type="dxa" w:w="675"/>
+            <w:tcW w:type="dxa" w:w="900"/>
             <w:tcMar>
               <w:top w:type="dxa" w:w="50"/>
               <w:left w:type="dxa" w:w="100"/>
@@ -3766,7 +3205,7 @@
         </w:tc>
         <w:tc>
           <w:tcPr>
-            <w:tcW w:type="dxa" w:w="2313"/>
+            <w:tcW w:type="dxa" w:w="3084"/>
             <w:tcMar>
               <w:top w:type="dxa" w:w="50"/>
               <w:left w:type="dxa" w:w="100"/>
@@ -3793,7 +3232,7 @@
         </w:tc>
         <w:tc>
           <w:tcPr>
-            <w:tcW w:type="dxa" w:w="2313"/>
+            <w:tcW w:type="dxa" w:w="3084"/>
             <w:tcMar>
               <w:top w:type="dxa" w:w="50"/>
               <w:left w:type="dxa" w:w="100"/>
@@ -3815,33 +3254,6 @@
                 <w:szCs w:val="19"/>
               </w:rPr>
               <w:t xml:space="preserve">650</w:t>
-            </w:r>
-          </w:p>
-        </w:tc>
-        <w:tc>
-          <w:tcPr>
-            <w:tcW w:type="dxa" w:w="2409"/>
-            <w:tcMar>
-              <w:top w:type="dxa" w:w="50"/>
-              <w:left w:type="dxa" w:w="100"/>
-              <w:bottom w:type="dxa" w:w="50"/>
-              <w:right w:type="dxa" w:w="100"/>
-            </w:tcMar>
-            <w:vAlign w:val="center"/>
-          </w:tcPr>
-          <w:p>
-            <w:pPr>
-              <w:spacing w:after="0" w:line="252"/>
-              <w:jc w:val="center"/>
-            </w:pPr>
-            <w:r>
-              <w:rPr>
-                <w:rFonts w:ascii="Calibri" w:cs="Calibri" w:eastAsia="Calibri" w:hAnsi="Calibri"/>
-                <w:color w:val="222222"/>
-                <w:sz w:val="19"/>
-                <w:szCs w:val="19"/>
-              </w:rPr>
-              <w:t xml:space="preserve">f</w:t>
             </w:r>
           </w:p>
         </w:tc>
@@ -3852,7 +3264,7 @@
         </w:trPr>
         <w:tc>
           <w:tcPr>
-            <w:tcW w:type="dxa" w:w="1253"/>
+            <w:tcW w:type="dxa" w:w="1671"/>
             <w:tcMar>
               <w:top w:type="dxa" w:w="50"/>
               <w:left w:type="dxa" w:w="100"/>
@@ -3879,7 +3291,7 @@
         </w:tc>
         <w:tc>
           <w:tcPr>
-            <w:tcW w:type="dxa" w:w="675"/>
+            <w:tcW w:type="dxa" w:w="900"/>
             <w:tcMar>
               <w:top w:type="dxa" w:w="50"/>
               <w:left w:type="dxa" w:w="100"/>
@@ -3906,7 +3318,7 @@
         </w:tc>
         <w:tc>
           <w:tcPr>
-            <w:tcW w:type="dxa" w:w="675"/>
+            <w:tcW w:type="dxa" w:w="900"/>
             <w:tcMar>
               <w:top w:type="dxa" w:w="50"/>
               <w:left w:type="dxa" w:w="100"/>
@@ -3933,7 +3345,7 @@
         </w:tc>
         <w:tc>
           <w:tcPr>
-            <w:tcW w:type="dxa" w:w="2313"/>
+            <w:tcW w:type="dxa" w:w="3084"/>
             <w:tcMar>
               <w:top w:type="dxa" w:w="50"/>
               <w:left w:type="dxa" w:w="100"/>
@@ -3960,7 +3372,7 @@
         </w:tc>
         <w:tc>
           <w:tcPr>
-            <w:tcW w:type="dxa" w:w="2313"/>
+            <w:tcW w:type="dxa" w:w="3084"/>
             <w:tcMar>
               <w:top w:type="dxa" w:w="50"/>
               <w:left w:type="dxa" w:w="100"/>
@@ -3982,33 +3394,6 @@
                 <w:szCs w:val="19"/>
               </w:rPr>
               <w:t xml:space="preserve">1100</w:t>
-            </w:r>
-          </w:p>
-        </w:tc>
-        <w:tc>
-          <w:tcPr>
-            <w:tcW w:type="dxa" w:w="2409"/>
-            <w:tcMar>
-              <w:top w:type="dxa" w:w="50"/>
-              <w:left w:type="dxa" w:w="100"/>
-              <w:bottom w:type="dxa" w:w="50"/>
-              <w:right w:type="dxa" w:w="100"/>
-            </w:tcMar>
-            <w:vAlign w:val="center"/>
-          </w:tcPr>
-          <w:p>
-            <w:pPr>
-              <w:spacing w:after="0" w:line="252"/>
-              <w:jc w:val="center"/>
-            </w:pPr>
-            <w:r>
-              <w:rPr>
-                <w:rFonts w:ascii="Calibri" w:cs="Calibri" w:eastAsia="Calibri" w:hAnsi="Calibri"/>
-                <w:color w:val="222222"/>
-                <w:sz w:val="19"/>
-                <w:szCs w:val="19"/>
-              </w:rPr>
-              <w:t xml:space="preserve">f</w:t>
             </w:r>
           </w:p>
         </w:tc>
@@ -4019,7 +3404,7 @@
         </w:trPr>
         <w:tc>
           <w:tcPr>
-            <w:tcW w:type="dxa" w:w="1253"/>
+            <w:tcW w:type="dxa" w:w="1671"/>
             <w:tcMar>
               <w:top w:type="dxa" w:w="50"/>
               <w:left w:type="dxa" w:w="100"/>
@@ -4046,7 +3431,7 @@
         </w:tc>
         <w:tc>
           <w:tcPr>
-            <w:tcW w:type="dxa" w:w="675"/>
+            <w:tcW w:type="dxa" w:w="900"/>
             <w:tcMar>
               <w:top w:type="dxa" w:w="50"/>
               <w:left w:type="dxa" w:w="100"/>
@@ -4073,7 +3458,7 @@
         </w:tc>
         <w:tc>
           <w:tcPr>
-            <w:tcW w:type="dxa" w:w="675"/>
+            <w:tcW w:type="dxa" w:w="900"/>
             <w:tcMar>
               <w:top w:type="dxa" w:w="50"/>
               <w:left w:type="dxa" w:w="100"/>
@@ -4100,7 +3485,7 @@
         </w:tc>
         <w:tc>
           <w:tcPr>
-            <w:tcW w:type="dxa" w:w="2313"/>
+            <w:tcW w:type="dxa" w:w="3084"/>
             <w:tcMar>
               <w:top w:type="dxa" w:w="50"/>
               <w:left w:type="dxa" w:w="100"/>
@@ -4127,7 +3512,7 @@
         </w:tc>
         <w:tc>
           <w:tcPr>
-            <w:tcW w:type="dxa" w:w="2313"/>
+            <w:tcW w:type="dxa" w:w="3084"/>
             <w:tcMar>
               <w:top w:type="dxa" w:w="50"/>
               <w:left w:type="dxa" w:w="100"/>
@@ -4149,44 +3534,6 @@
                 <w:szCs w:val="19"/>
               </w:rPr>
               <w:t xml:space="preserve">900</w:t>
-            </w:r>
-          </w:p>
-        </w:tc>
-        <w:tc>
-          <w:tcPr>
-            <w:tcW w:type="dxa" w:w="2409"/>
-            <w:tcMar>
-              <w:top w:type="dxa" w:w="50"/>
-              <w:left w:type="dxa" w:w="100"/>
-              <w:bottom w:type="dxa" w:w="50"/>
-              <w:right w:type="dxa" w:w="100"/>
-            </w:tcMar>
-            <w:vAlign w:val="center"/>
-          </w:tcPr>
-          <w:p>
-            <w:pPr>
-              <w:spacing w:after="0" w:line="252"/>
-              <w:jc w:val="center"/>
-            </w:pPr>
-            <w:r>
-              <w:rPr>
-                <w:rFonts w:ascii="Calibri" w:cs="Calibri" w:eastAsia="Calibri" w:hAnsi="Calibri"/>
-                <w:b/>
-                <w:bCs/>
-                <w:color w:val="222222"/>
-                <w:sz w:val="19"/>
-                <w:szCs w:val="19"/>
-              </w:rPr>
-              <w:t xml:space="preserve">w</w:t>
-            </w:r>
-            <w:r>
-              <w:rPr>
-                <w:rFonts w:ascii="Calibri" w:cs="Calibri" w:eastAsia="Calibri" w:hAnsi="Calibri"/>
-                <w:color w:val="222222"/>
-                <w:sz w:val="19"/>
-                <w:szCs w:val="19"/>
-              </w:rPr>
-              <w:t xml:space="preserve"> → gib wahr zurück</w:t>
             </w:r>
           </w:p>
         </w:tc>
@@ -4248,7 +3595,7 @@
           <w:sz w:val="22"/>
           <w:szCs w:val="22"/>
         </w:rPr>
-        <w:t xml:space="preserve"> Vergleichen (3 BE). </w:t>
+        <w:t xml:space="preserve"> Vergleichen: In Zeile 7 sind beide Punktzahlen gleich (900), die Methode gibt sofort wahr zurück (3 BE). </w:t>
       </w:r>
       <w:r>
         <w:rPr>
